--- a/for real 2/Programing.docx
+++ b/for real 2/Programing.docx
@@ -14914,15 +14914,16 @@
       </w:pPr>
       <w:r>
         <w:rPr>
-          <w:rFonts w:ascii="Times New Roman" w:hAnsi="Times New Roman"/>
-          <w:noProof/>
-          <w:sz w:val="24"/>
+          <w:rFonts w:ascii="Times New Roman" w:hAnsi="Times New Roman" w:cs="Times New Roman"/>
+          <w:bCs/>
+          <w:sz w:val="24"/>
+          <w:szCs w:val="24"/>
         </w:rPr>
         <w:drawing>
-          <wp:inline distT="0" distB="0" distL="0" distR="0" wp14:anchorId="376CC8CC" wp14:editId="55245DBF">
-            <wp:extent cx="5731510" cy="608965"/>
-            <wp:effectExtent l="0" t="0" r="2540" b="635"/>
-            <wp:docPr id="1434093381" name="Picture 1"/>
+          <wp:inline distT="0" distB="0" distL="0" distR="0" wp14:anchorId="17099DAE" wp14:editId="0D7C4816">
+            <wp:extent cx="5731510" cy="892175"/>
+            <wp:effectExtent l="0" t="0" r="2540" b="3175"/>
+            <wp:docPr id="1765285930" name="Picture 1"/>
             <wp:cNvGraphicFramePr>
               <a:graphicFrameLocks xmlns:a="http://schemas.openxmlformats.org/drawingml/2006/main" noChangeAspect="1"/>
             </wp:cNvGraphicFramePr>
@@ -14930,7 +14931,7 @@
               <a:graphicData uri="http://schemas.openxmlformats.org/drawingml/2006/picture">
                 <pic:pic xmlns:pic="http://schemas.openxmlformats.org/drawingml/2006/picture">
                   <pic:nvPicPr>
-                    <pic:cNvPr id="1434093381" name=""/>
+                    <pic:cNvPr id="1765285930" name=""/>
                     <pic:cNvPicPr/>
                   </pic:nvPicPr>
                   <pic:blipFill>
@@ -14942,7 +14943,7 @@
                   <pic:spPr>
                     <a:xfrm>
                       <a:off x="0" y="0"/>
-                      <a:ext cx="5731510" cy="608965"/>
+                      <a:ext cx="5731510" cy="892175"/>
                     </a:xfrm>
                     <a:prstGeom prst="rect">
                       <a:avLst/>
@@ -14961,7 +14962,25 @@
           <w:sz w:val="24"/>
           <w:szCs w:val="24"/>
         </w:rPr>
-        <w:t>The model was evaluated using two metrics. The R² score is 0.9730, meaning the model explains approximately 97.30% of the variance in log-price. This is a strong result indicating an excellent fit. The Mean Absolute Error (MAE) is 0.1222 in log-price units, meaning that on average the model's predictions deviate from the actual log-price by only 0.1222 units. Both metrics indicate that the Linear Regression model performs well on the test set.</w:t>
+        <w:t xml:space="preserve">The model was evaluated using two metrics. The R² score is 0.9730, meaning the model explains approximately 97.30% of the variance in log-price. This is a strong result indicating an excellent fit. The Mean Absolute Error (MAE) is </w:t>
+      </w:r>
+      <w:r>
+        <w:rPr>
+          <w:rFonts w:ascii="Times New Roman" w:hAnsi="Times New Roman" w:cs="Times New Roman"/>
+          <w:bCs/>
+          <w:sz w:val="24"/>
+          <w:szCs w:val="24"/>
+        </w:rPr>
+        <w:t>494 which is ~13% of the target Mean</w:t>
+      </w:r>
+      <w:r>
+        <w:rPr>
+          <w:rFonts w:ascii="Times New Roman" w:hAnsi="Times New Roman" w:cs="Times New Roman"/>
+          <w:bCs/>
+          <w:sz w:val="24"/>
+          <w:szCs w:val="24"/>
+        </w:rPr>
+        <w:t>. Both metrics indicate that the Linear Regression model performs well on the test set.</w:t>
       </w:r>
     </w:p>
     <w:p>
@@ -17821,519 +17840,336 @@
         <w:contextualSpacing/>
         <w:rPr>
           <w:rFonts w:ascii="Times New Roman" w:hAnsi="Times New Roman" w:cs="Times New Roman"/>
-          <w:bCs/>
-          <w:sz w:val="24"/>
-          <w:szCs w:val="24"/>
-        </w:rPr>
-      </w:pPr>
-      <w:r>
-        <w:rPr>
-          <w:rFonts w:ascii="Times New Roman" w:hAnsi="Times New Roman" w:cs="Times New Roman"/>
-          <w:bCs/>
-          <w:sz w:val="24"/>
-          <w:szCs w:val="24"/>
-        </w:rPr>
-        <w:t xml:space="preserve">Evaluation of assignments </w:t>
-      </w:r>
-    </w:p>
-    <w:p>
-      <w:pPr>
-        <w:spacing w:after="0" w:line="276" w:lineRule="auto"/>
-        <w:contextualSpacing/>
-        <w:rPr>
-          <w:rFonts w:ascii="Times New Roman" w:hAnsi="Times New Roman" w:cs="Times New Roman"/>
-          <w:bCs/>
-          <w:sz w:val="24"/>
-          <w:szCs w:val="24"/>
-        </w:rPr>
-      </w:pPr>
-    </w:p>
-    <w:p>
-      <w:pPr>
-        <w:spacing w:after="0" w:line="276" w:lineRule="auto"/>
-        <w:contextualSpacing/>
-        <w:rPr>
-          <w:rFonts w:ascii="Times New Roman" w:hAnsi="Times New Roman" w:cs="Times New Roman"/>
-          <w:bCs/>
-          <w:sz w:val="24"/>
-          <w:szCs w:val="24"/>
-        </w:rPr>
-      </w:pPr>
-    </w:p>
-    <w:p>
-      <w:pPr>
-        <w:spacing w:after="0" w:line="276" w:lineRule="auto"/>
-        <w:contextualSpacing/>
-        <w:rPr>
-          <w:rFonts w:ascii="Times New Roman" w:hAnsi="Times New Roman" w:cs="Times New Roman"/>
-          <w:bCs/>
-          <w:sz w:val="24"/>
-          <w:szCs w:val="24"/>
-        </w:rPr>
-      </w:pPr>
-    </w:p>
-    <w:p>
-      <w:pPr>
-        <w:spacing w:after="0" w:line="276" w:lineRule="auto"/>
-        <w:contextualSpacing/>
-        <w:rPr>
-          <w:rFonts w:ascii="Times New Roman" w:hAnsi="Times New Roman" w:cs="Times New Roman"/>
-          <w:bCs/>
-          <w:sz w:val="24"/>
-          <w:szCs w:val="24"/>
-        </w:rPr>
-      </w:pPr>
-    </w:p>
-    <w:p>
-      <w:pPr>
-        <w:spacing w:after="0" w:line="276" w:lineRule="auto"/>
-        <w:contextualSpacing/>
-        <w:rPr>
-          <w:rFonts w:ascii="Times New Roman" w:hAnsi="Times New Roman" w:cs="Times New Roman"/>
-          <w:bCs/>
-          <w:sz w:val="24"/>
-          <w:szCs w:val="24"/>
-        </w:rPr>
-      </w:pPr>
-    </w:p>
-    <w:p>
-      <w:pPr>
-        <w:spacing w:after="0" w:line="276" w:lineRule="auto"/>
-        <w:contextualSpacing/>
-        <w:rPr>
-          <w:rFonts w:ascii="Times New Roman" w:hAnsi="Times New Roman" w:cs="Times New Roman"/>
-          <w:bCs/>
-          <w:sz w:val="24"/>
-          <w:szCs w:val="24"/>
-        </w:rPr>
-      </w:pPr>
-    </w:p>
-    <w:p>
-      <w:pPr>
-        <w:spacing w:after="0" w:line="276" w:lineRule="auto"/>
-        <w:contextualSpacing/>
-        <w:rPr>
-          <w:rFonts w:ascii="Times New Roman" w:hAnsi="Times New Roman" w:cs="Times New Roman"/>
-          <w:bCs/>
-          <w:sz w:val="24"/>
-          <w:szCs w:val="24"/>
-        </w:rPr>
-      </w:pPr>
-    </w:p>
-    <w:p>
-      <w:pPr>
-        <w:spacing w:after="0" w:line="276" w:lineRule="auto"/>
-        <w:contextualSpacing/>
-        <w:rPr>
-          <w:rFonts w:ascii="Times New Roman" w:hAnsi="Times New Roman" w:cs="Times New Roman"/>
-          <w:bCs/>
-          <w:sz w:val="24"/>
-          <w:szCs w:val="24"/>
-        </w:rPr>
-      </w:pPr>
-    </w:p>
-    <w:p>
-      <w:pPr>
-        <w:spacing w:after="0" w:line="276" w:lineRule="auto"/>
-        <w:contextualSpacing/>
-        <w:rPr>
-          <w:rFonts w:ascii="Times New Roman" w:hAnsi="Times New Roman" w:cs="Times New Roman"/>
-          <w:bCs/>
-          <w:sz w:val="24"/>
-          <w:szCs w:val="24"/>
-        </w:rPr>
-      </w:pPr>
-    </w:p>
-    <w:p>
-      <w:pPr>
-        <w:spacing w:after="0" w:line="276" w:lineRule="auto"/>
-        <w:contextualSpacing/>
-        <w:rPr>
-          <w:rFonts w:ascii="Times New Roman" w:hAnsi="Times New Roman" w:cs="Times New Roman"/>
-          <w:bCs/>
-          <w:sz w:val="24"/>
-          <w:szCs w:val="24"/>
-        </w:rPr>
-      </w:pPr>
-    </w:p>
-    <w:p>
-      <w:pPr>
-        <w:spacing w:after="0" w:line="276" w:lineRule="auto"/>
-        <w:contextualSpacing/>
-        <w:rPr>
-          <w:rFonts w:ascii="Times New Roman" w:hAnsi="Times New Roman" w:cs="Times New Roman"/>
-          <w:bCs/>
-          <w:sz w:val="24"/>
-          <w:szCs w:val="24"/>
-        </w:rPr>
-      </w:pPr>
-    </w:p>
-    <w:p>
-      <w:pPr>
-        <w:spacing w:after="0" w:line="276" w:lineRule="auto"/>
-        <w:contextualSpacing/>
-        <w:rPr>
-          <w:rFonts w:ascii="Times New Roman" w:hAnsi="Times New Roman" w:cs="Times New Roman"/>
-          <w:bCs/>
-          <w:sz w:val="24"/>
-          <w:szCs w:val="24"/>
-        </w:rPr>
-      </w:pPr>
-    </w:p>
-    <w:p>
-      <w:pPr>
-        <w:spacing w:after="0" w:line="276" w:lineRule="auto"/>
-        <w:contextualSpacing/>
-        <w:rPr>
-          <w:rFonts w:ascii="Times New Roman" w:hAnsi="Times New Roman" w:cs="Times New Roman"/>
-          <w:bCs/>
-          <w:sz w:val="24"/>
-          <w:szCs w:val="24"/>
-        </w:rPr>
-      </w:pPr>
-    </w:p>
-    <w:p>
-      <w:pPr>
-        <w:spacing w:after="0" w:line="276" w:lineRule="auto"/>
-        <w:contextualSpacing/>
-        <w:rPr>
-          <w:rFonts w:ascii="Times New Roman" w:hAnsi="Times New Roman" w:cs="Times New Roman"/>
-          <w:bCs/>
-          <w:sz w:val="24"/>
-          <w:szCs w:val="24"/>
-        </w:rPr>
-      </w:pPr>
-    </w:p>
-    <w:p>
-      <w:pPr>
-        <w:spacing w:after="0" w:line="276" w:lineRule="auto"/>
-        <w:contextualSpacing/>
-        <w:rPr>
-          <w:rFonts w:ascii="Times New Roman" w:hAnsi="Times New Roman" w:cs="Times New Roman"/>
-          <w:bCs/>
-          <w:sz w:val="24"/>
-          <w:szCs w:val="24"/>
-        </w:rPr>
-      </w:pPr>
-    </w:p>
-    <w:p>
-      <w:pPr>
-        <w:spacing w:after="0" w:line="276" w:lineRule="auto"/>
-        <w:contextualSpacing/>
-        <w:rPr>
-          <w:rFonts w:ascii="Times New Roman" w:hAnsi="Times New Roman" w:cs="Times New Roman"/>
-          <w:bCs/>
-          <w:sz w:val="24"/>
-          <w:szCs w:val="24"/>
-        </w:rPr>
-      </w:pPr>
-    </w:p>
-    <w:p>
-      <w:pPr>
-        <w:spacing w:after="0" w:line="276" w:lineRule="auto"/>
-        <w:contextualSpacing/>
-        <w:rPr>
-          <w:rFonts w:ascii="Times New Roman" w:hAnsi="Times New Roman" w:cs="Times New Roman"/>
-          <w:bCs/>
-          <w:sz w:val="24"/>
-          <w:szCs w:val="24"/>
-        </w:rPr>
-      </w:pPr>
-    </w:p>
-    <w:p>
-      <w:pPr>
-        <w:spacing w:after="0" w:line="276" w:lineRule="auto"/>
-        <w:contextualSpacing/>
-        <w:rPr>
-          <w:rFonts w:ascii="Times New Roman" w:hAnsi="Times New Roman" w:cs="Times New Roman"/>
-          <w:bCs/>
-          <w:sz w:val="24"/>
-          <w:szCs w:val="24"/>
-        </w:rPr>
-      </w:pPr>
-    </w:p>
-    <w:p>
-      <w:pPr>
-        <w:spacing w:after="0" w:line="276" w:lineRule="auto"/>
-        <w:contextualSpacing/>
-        <w:rPr>
-          <w:rFonts w:ascii="Times New Roman" w:hAnsi="Times New Roman" w:cs="Times New Roman"/>
-          <w:bCs/>
-          <w:sz w:val="24"/>
-          <w:szCs w:val="24"/>
-        </w:rPr>
-      </w:pPr>
-    </w:p>
-    <w:p>
-      <w:pPr>
-        <w:spacing w:after="0" w:line="276" w:lineRule="auto"/>
-        <w:contextualSpacing/>
-        <w:rPr>
-          <w:rFonts w:ascii="Times New Roman" w:hAnsi="Times New Roman" w:cs="Times New Roman"/>
-          <w:bCs/>
-          <w:sz w:val="24"/>
-          <w:szCs w:val="24"/>
-        </w:rPr>
-      </w:pPr>
-    </w:p>
-    <w:p>
-      <w:pPr>
-        <w:spacing w:after="0" w:line="276" w:lineRule="auto"/>
-        <w:contextualSpacing/>
-        <w:rPr>
-          <w:rFonts w:ascii="Times New Roman" w:hAnsi="Times New Roman" w:cs="Times New Roman"/>
-          <w:bCs/>
-          <w:sz w:val="24"/>
-          <w:szCs w:val="24"/>
-        </w:rPr>
-      </w:pPr>
-    </w:p>
-    <w:p>
-      <w:pPr>
-        <w:spacing w:after="0" w:line="276" w:lineRule="auto"/>
-        <w:contextualSpacing/>
-        <w:rPr>
-          <w:rFonts w:ascii="Times New Roman" w:hAnsi="Times New Roman" w:cs="Times New Roman"/>
-          <w:bCs/>
-          <w:sz w:val="24"/>
-          <w:szCs w:val="24"/>
-        </w:rPr>
-      </w:pPr>
-    </w:p>
-    <w:p>
-      <w:pPr>
-        <w:spacing w:after="0" w:line="276" w:lineRule="auto"/>
-        <w:contextualSpacing/>
-        <w:rPr>
-          <w:rFonts w:ascii="Times New Roman" w:hAnsi="Times New Roman" w:cs="Times New Roman"/>
-          <w:bCs/>
-          <w:sz w:val="24"/>
-          <w:szCs w:val="24"/>
-        </w:rPr>
-      </w:pPr>
-    </w:p>
-    <w:p>
-      <w:pPr>
-        <w:spacing w:after="0" w:line="276" w:lineRule="auto"/>
-        <w:contextualSpacing/>
-        <w:rPr>
-          <w:rFonts w:ascii="Times New Roman" w:hAnsi="Times New Roman" w:cs="Times New Roman"/>
-          <w:bCs/>
-          <w:sz w:val="24"/>
-          <w:szCs w:val="24"/>
-        </w:rPr>
-      </w:pPr>
-    </w:p>
-    <w:p>
-      <w:pPr>
-        <w:spacing w:after="0" w:line="276" w:lineRule="auto"/>
-        <w:contextualSpacing/>
-        <w:rPr>
-          <w:rFonts w:ascii="Times New Roman" w:hAnsi="Times New Roman" w:cs="Times New Roman"/>
-          <w:bCs/>
-          <w:sz w:val="24"/>
-          <w:szCs w:val="24"/>
-        </w:rPr>
-      </w:pPr>
-    </w:p>
-    <w:p>
-      <w:pPr>
-        <w:spacing w:after="0" w:line="276" w:lineRule="auto"/>
-        <w:contextualSpacing/>
-        <w:rPr>
-          <w:rFonts w:ascii="Times New Roman" w:hAnsi="Times New Roman" w:cs="Times New Roman"/>
-          <w:bCs/>
-          <w:sz w:val="24"/>
-          <w:szCs w:val="24"/>
-        </w:rPr>
-      </w:pPr>
-    </w:p>
-    <w:p>
-      <w:pPr>
-        <w:spacing w:after="0" w:line="276" w:lineRule="auto"/>
-        <w:contextualSpacing/>
-        <w:rPr>
-          <w:rFonts w:ascii="Times New Roman" w:hAnsi="Times New Roman" w:cs="Times New Roman"/>
-          <w:bCs/>
-          <w:sz w:val="24"/>
-          <w:szCs w:val="24"/>
-        </w:rPr>
-      </w:pPr>
-    </w:p>
-    <w:p>
-      <w:pPr>
-        <w:spacing w:after="0" w:line="276" w:lineRule="auto"/>
-        <w:contextualSpacing/>
-        <w:rPr>
-          <w:rFonts w:ascii="Times New Roman" w:hAnsi="Times New Roman" w:cs="Times New Roman"/>
-          <w:bCs/>
-          <w:sz w:val="24"/>
-          <w:szCs w:val="24"/>
-        </w:rPr>
-      </w:pPr>
-    </w:p>
-    <w:p>
-      <w:pPr>
-        <w:spacing w:after="0" w:line="276" w:lineRule="auto"/>
-        <w:contextualSpacing/>
-        <w:rPr>
-          <w:rFonts w:ascii="Times New Roman" w:hAnsi="Times New Roman" w:cs="Times New Roman"/>
-          <w:bCs/>
-          <w:sz w:val="24"/>
-          <w:szCs w:val="24"/>
-        </w:rPr>
-      </w:pPr>
-    </w:p>
-    <w:p>
-      <w:pPr>
-        <w:spacing w:after="0" w:line="276" w:lineRule="auto"/>
-        <w:contextualSpacing/>
-        <w:rPr>
-          <w:rFonts w:ascii="Times New Roman" w:hAnsi="Times New Roman" w:cs="Times New Roman"/>
-          <w:bCs/>
-          <w:sz w:val="24"/>
-          <w:szCs w:val="24"/>
-        </w:rPr>
-      </w:pPr>
-    </w:p>
-    <w:p>
-      <w:pPr>
-        <w:spacing w:after="0" w:line="276" w:lineRule="auto"/>
-        <w:contextualSpacing/>
-        <w:rPr>
-          <w:rFonts w:ascii="Times New Roman" w:hAnsi="Times New Roman" w:cs="Times New Roman"/>
-          <w:bCs/>
-          <w:sz w:val="24"/>
-          <w:szCs w:val="24"/>
-        </w:rPr>
-      </w:pPr>
-    </w:p>
-    <w:p>
-      <w:pPr>
-        <w:spacing w:after="0" w:line="276" w:lineRule="auto"/>
-        <w:contextualSpacing/>
-        <w:rPr>
-          <w:rFonts w:ascii="Times New Roman" w:hAnsi="Times New Roman" w:cs="Times New Roman"/>
-          <w:bCs/>
-          <w:sz w:val="24"/>
-          <w:szCs w:val="24"/>
-        </w:rPr>
-      </w:pPr>
-    </w:p>
-    <w:p>
-      <w:pPr>
-        <w:spacing w:after="0" w:line="276" w:lineRule="auto"/>
-        <w:contextualSpacing/>
-        <w:rPr>
-          <w:rFonts w:ascii="Times New Roman" w:hAnsi="Times New Roman" w:cs="Times New Roman"/>
-          <w:bCs/>
-          <w:sz w:val="24"/>
-          <w:szCs w:val="24"/>
-        </w:rPr>
-      </w:pPr>
-    </w:p>
-    <w:p>
-      <w:pPr>
-        <w:spacing w:after="0" w:line="276" w:lineRule="auto"/>
-        <w:contextualSpacing/>
-        <w:rPr>
-          <w:rFonts w:ascii="Times New Roman" w:hAnsi="Times New Roman" w:cs="Times New Roman"/>
-          <w:bCs/>
-          <w:sz w:val="24"/>
-          <w:szCs w:val="24"/>
-        </w:rPr>
-      </w:pPr>
-    </w:p>
-    <w:p>
-      <w:pPr>
-        <w:spacing w:after="0" w:line="276" w:lineRule="auto"/>
-        <w:contextualSpacing/>
-        <w:rPr>
-          <w:rFonts w:ascii="Times New Roman" w:hAnsi="Times New Roman" w:cs="Times New Roman"/>
-          <w:bCs/>
-          <w:sz w:val="24"/>
-          <w:szCs w:val="24"/>
-        </w:rPr>
-      </w:pPr>
-    </w:p>
-    <w:p>
-      <w:pPr>
-        <w:spacing w:after="0" w:line="276" w:lineRule="auto"/>
-        <w:contextualSpacing/>
-        <w:rPr>
-          <w:rFonts w:ascii="Times New Roman" w:hAnsi="Times New Roman" w:cs="Times New Roman"/>
-          <w:bCs/>
-          <w:sz w:val="24"/>
-          <w:szCs w:val="24"/>
-        </w:rPr>
-      </w:pPr>
-    </w:p>
-    <w:p>
-      <w:pPr>
-        <w:spacing w:after="0" w:line="276" w:lineRule="auto"/>
-        <w:contextualSpacing/>
-        <w:rPr>
-          <w:rFonts w:ascii="Times New Roman" w:hAnsi="Times New Roman" w:cs="Times New Roman"/>
-          <w:bCs/>
-          <w:sz w:val="24"/>
-          <w:szCs w:val="24"/>
-        </w:rPr>
-      </w:pPr>
-    </w:p>
-    <w:p>
-      <w:pPr>
-        <w:spacing w:after="0" w:line="276" w:lineRule="auto"/>
-        <w:contextualSpacing/>
-        <w:rPr>
-          <w:rFonts w:ascii="Times New Roman" w:hAnsi="Times New Roman" w:cs="Times New Roman"/>
-          <w:bCs/>
-          <w:sz w:val="24"/>
-          <w:szCs w:val="24"/>
-        </w:rPr>
-      </w:pPr>
-    </w:p>
-    <w:p>
-      <w:pPr>
-        <w:spacing w:after="0" w:line="276" w:lineRule="auto"/>
-        <w:contextualSpacing/>
-        <w:rPr>
-          <w:rFonts w:ascii="Times New Roman" w:hAnsi="Times New Roman" w:cs="Times New Roman"/>
-          <w:bCs/>
-          <w:sz w:val="24"/>
-          <w:szCs w:val="24"/>
-        </w:rPr>
-      </w:pPr>
-    </w:p>
-    <w:p>
-      <w:pPr>
-        <w:spacing w:after="0" w:line="276" w:lineRule="auto"/>
-        <w:contextualSpacing/>
-        <w:rPr>
-          <w:rFonts w:ascii="Times New Roman" w:hAnsi="Times New Roman" w:cs="Times New Roman"/>
-          <w:bCs/>
-          <w:sz w:val="24"/>
-          <w:szCs w:val="24"/>
-        </w:rPr>
-      </w:pPr>
-    </w:p>
-    <w:p>
-      <w:pPr>
-        <w:spacing w:after="0" w:line="276" w:lineRule="auto"/>
-        <w:contextualSpacing/>
-        <w:rPr>
-          <w:rFonts w:ascii="Times New Roman" w:hAnsi="Times New Roman" w:cs="Times New Roman"/>
-          <w:bCs/>
-          <w:sz w:val="24"/>
-          <w:szCs w:val="24"/>
-        </w:rPr>
-      </w:pPr>
-      <w:r>
-        <w:rPr>
-          <w:rFonts w:ascii="Times New Roman" w:hAnsi="Times New Roman" w:cs="Times New Roman"/>
-          <w:bCs/>
-          <w:sz w:val="24"/>
-          <w:szCs w:val="24"/>
-        </w:rPr>
+          <w:b/>
+          <w:bCs/>
+          <w:sz w:val="24"/>
+          <w:szCs w:val="24"/>
+        </w:rPr>
+      </w:pPr>
+      <w:r>
+        <w:rPr>
+          <w:rFonts w:ascii="Times New Roman" w:hAnsi="Times New Roman" w:cs="Times New Roman"/>
+          <w:b/>
+          <w:bCs/>
+          <w:sz w:val="24"/>
+          <w:szCs w:val="24"/>
+        </w:rPr>
+        <w:t>Evaluation of Assignment</w:t>
+      </w:r>
+    </w:p>
+    <w:p>
+      <w:pPr>
+        <w:spacing w:after="0" w:line="276" w:lineRule="auto"/>
+        <w:contextualSpacing/>
+        <w:rPr>
+          <w:rFonts w:ascii="Times New Roman" w:hAnsi="Times New Roman" w:cs="Times New Roman"/>
+          <w:bCs/>
+          <w:sz w:val="24"/>
+          <w:szCs w:val="24"/>
+        </w:rPr>
+      </w:pPr>
+    </w:p>
+    <w:p>
+      <w:pPr>
+        <w:spacing w:after="0" w:line="276" w:lineRule="auto"/>
+        <w:contextualSpacing/>
+        <w:rPr>
+          <w:rFonts w:ascii="Times New Roman" w:hAnsi="Times New Roman" w:cs="Times New Roman"/>
+          <w:bCs/>
+          <w:sz w:val="24"/>
+          <w:szCs w:val="24"/>
+        </w:rPr>
+      </w:pPr>
+      <w:r>
+        <w:rPr>
+          <w:rFonts w:ascii="Times New Roman" w:hAnsi="Times New Roman" w:cs="Times New Roman"/>
+          <w:b/>
+          <w:bCs/>
+          <w:sz w:val="24"/>
+          <w:szCs w:val="24"/>
+        </w:rPr>
+        <w:t>For Strengths:</w:t>
+      </w:r>
+      <w:r>
+        <w:rPr>
+          <w:rFonts w:ascii="Times New Roman" w:hAnsi="Times New Roman" w:cs="Times New Roman"/>
+          <w:bCs/>
+          <w:sz w:val="24"/>
+          <w:szCs w:val="24"/>
+        </w:rPr>
+        <w:t xml:space="preserve"> I believe that a strength of my work is that the prediction model is accurate with an R² value of 0.97 and an MAE of ~13% of the mean target value for Phase 1 and an R² value of 0.92 and MAE of ~12.7% for Phase 2, which indicates that the Linear Regression model performed well. I also believe that the data was well prepared and cleaned, with null values filled with the appropriate assumption, impossible values and outliers removed, data types correctly cast and skewed values addressed. I ensured pipeline consistency between Phase 1 and Phase 2 by saving and reusing the </w:t>
+      </w:r>
+      <w:proofErr w:type="gramStart"/>
+      <w:r>
+        <w:rPr>
+          <w:rFonts w:ascii="Times New Roman" w:hAnsi="Times New Roman" w:cs="Times New Roman"/>
+          <w:bCs/>
+          <w:sz w:val="24"/>
+          <w:szCs w:val="24"/>
+        </w:rPr>
+        <w:t>scaler, and</w:t>
+      </w:r>
+      <w:proofErr w:type="gramEnd"/>
+      <w:r>
+        <w:rPr>
+          <w:rFonts w:ascii="Times New Roman" w:hAnsi="Times New Roman" w:cs="Times New Roman"/>
+          <w:bCs/>
+          <w:sz w:val="24"/>
+          <w:szCs w:val="24"/>
+        </w:rPr>
+        <w:t xml:space="preserve"> ensuring that the data cleaning process between the two datasets was identical, which prevented data leakage and ensured that the prediction model was as accurate as possible.</w:t>
+      </w:r>
+    </w:p>
+    <w:p>
+      <w:pPr>
+        <w:spacing w:after="0" w:line="276" w:lineRule="auto"/>
+        <w:contextualSpacing/>
+        <w:rPr>
+          <w:rFonts w:ascii="Times New Roman" w:hAnsi="Times New Roman" w:cs="Times New Roman"/>
+          <w:bCs/>
+          <w:sz w:val="24"/>
+          <w:szCs w:val="24"/>
+        </w:rPr>
+      </w:pPr>
+    </w:p>
+    <w:p>
+      <w:pPr>
+        <w:spacing w:after="0" w:line="276" w:lineRule="auto"/>
+        <w:contextualSpacing/>
+        <w:rPr>
+          <w:rFonts w:ascii="Times New Roman" w:hAnsi="Times New Roman" w:cs="Times New Roman"/>
+          <w:bCs/>
+          <w:sz w:val="24"/>
+          <w:szCs w:val="24"/>
+        </w:rPr>
+      </w:pPr>
+      <w:r>
+        <w:rPr>
+          <w:rFonts w:ascii="Times New Roman" w:hAnsi="Times New Roman" w:cs="Times New Roman"/>
+          <w:b/>
+          <w:bCs/>
+          <w:sz w:val="24"/>
+          <w:szCs w:val="24"/>
+        </w:rPr>
+        <w:t>For Weaknesses:</w:t>
+      </w:r>
+      <w:r>
+        <w:rPr>
+          <w:rFonts w:ascii="Times New Roman" w:hAnsi="Times New Roman" w:cs="Times New Roman"/>
+          <w:bCs/>
+          <w:sz w:val="24"/>
+          <w:szCs w:val="24"/>
+        </w:rPr>
+        <w:t xml:space="preserve"> I am unsure if the model I have utilised is the best fit for the data given, linear regression does not handle outliers well so using another model that is more robust to outliers such as Ridge Regression or Gradient Boosting may have generated more accurate results. The outlier removal could have been more accurately done using another method such as IQR or Z-Score threshold instead of percentile, which may have increased the accuracy of the model. I also did not follow proper naming conventions and code readability, which could lead to some confusion when trying to read the code.</w:t>
+      </w:r>
+    </w:p>
+    <w:p>
+      <w:pPr>
+        <w:spacing w:after="0" w:line="276" w:lineRule="auto"/>
+        <w:contextualSpacing/>
+        <w:rPr>
+          <w:rFonts w:ascii="Times New Roman" w:hAnsi="Times New Roman" w:cs="Times New Roman"/>
+          <w:bCs/>
+          <w:sz w:val="24"/>
+          <w:szCs w:val="24"/>
+        </w:rPr>
+      </w:pPr>
+    </w:p>
+    <w:p>
+      <w:pPr>
+        <w:spacing w:after="0" w:line="276" w:lineRule="auto"/>
+        <w:contextualSpacing/>
+        <w:rPr>
+          <w:rFonts w:ascii="Times New Roman" w:hAnsi="Times New Roman" w:cs="Times New Roman"/>
+          <w:bCs/>
+          <w:sz w:val="24"/>
+          <w:szCs w:val="24"/>
+        </w:rPr>
+      </w:pPr>
+    </w:p>
+    <w:p>
+      <w:pPr>
+        <w:spacing w:after="0" w:line="276" w:lineRule="auto"/>
+        <w:contextualSpacing/>
+        <w:rPr>
+          <w:rFonts w:ascii="Times New Roman" w:hAnsi="Times New Roman" w:cs="Times New Roman"/>
+          <w:bCs/>
+          <w:sz w:val="24"/>
+          <w:szCs w:val="24"/>
+        </w:rPr>
+      </w:pPr>
+    </w:p>
+    <w:p>
+      <w:pPr>
+        <w:spacing w:after="0" w:line="276" w:lineRule="auto"/>
+        <w:contextualSpacing/>
+        <w:rPr>
+          <w:rFonts w:ascii="Times New Roman" w:hAnsi="Times New Roman" w:cs="Times New Roman"/>
+          <w:bCs/>
+          <w:sz w:val="24"/>
+          <w:szCs w:val="24"/>
+        </w:rPr>
+      </w:pPr>
+    </w:p>
+    <w:p>
+      <w:pPr>
+        <w:spacing w:after="0" w:line="276" w:lineRule="auto"/>
+        <w:contextualSpacing/>
+        <w:rPr>
+          <w:rFonts w:ascii="Times New Roman" w:hAnsi="Times New Roman" w:cs="Times New Roman"/>
+          <w:bCs/>
+          <w:sz w:val="24"/>
+          <w:szCs w:val="24"/>
+        </w:rPr>
+      </w:pPr>
+      <w:r>
+        <w:rPr>
+          <w:rFonts w:ascii="Times New Roman" w:hAnsi="Times New Roman" w:cs="Times New Roman"/>
+          <w:bCs/>
+          <w:sz w:val="24"/>
+          <w:szCs w:val="24"/>
+        </w:rPr>
+        <w:t>Personal Reflection</w:t>
+      </w:r>
+    </w:p>
+    <w:p>
+      <w:pPr>
+        <w:spacing w:after="0" w:line="276" w:lineRule="auto"/>
+        <w:contextualSpacing/>
+        <w:rPr>
+          <w:rFonts w:ascii="Times New Roman" w:hAnsi="Times New Roman" w:cs="Times New Roman"/>
+          <w:bCs/>
+          <w:sz w:val="24"/>
+          <w:szCs w:val="24"/>
+        </w:rPr>
+      </w:pPr>
+    </w:p>
+    <w:p>
+      <w:pPr>
+        <w:spacing w:after="0" w:line="276" w:lineRule="auto"/>
+        <w:contextualSpacing/>
+        <w:rPr>
+          <w:rFonts w:ascii="Times New Roman" w:hAnsi="Times New Roman" w:cs="Times New Roman"/>
+          <w:bCs/>
+          <w:sz w:val="24"/>
+          <w:szCs w:val="24"/>
+        </w:rPr>
+      </w:pPr>
+      <w:r>
+        <w:rPr>
+          <w:rFonts w:ascii="Times New Roman" w:hAnsi="Times New Roman" w:cs="Times New Roman"/>
+          <w:bCs/>
+          <w:sz w:val="24"/>
+          <w:szCs w:val="24"/>
+        </w:rPr>
+        <w:t xml:space="preserve">This was a fun project, and at the same time I feel as if I have just climbed Mount Stupid of the Dunning-Kruger effect. Every slight error took longer than I would like to admit </w:t>
+      </w:r>
+      <w:proofErr w:type="gramStart"/>
+      <w:r>
+        <w:rPr>
+          <w:rFonts w:ascii="Times New Roman" w:hAnsi="Times New Roman" w:cs="Times New Roman"/>
+          <w:bCs/>
+          <w:sz w:val="24"/>
+          <w:szCs w:val="24"/>
+        </w:rPr>
+        <w:t>to solve</w:t>
+      </w:r>
+      <w:proofErr w:type="gramEnd"/>
+      <w:r>
+        <w:rPr>
+          <w:rFonts w:ascii="Times New Roman" w:hAnsi="Times New Roman" w:cs="Times New Roman"/>
+          <w:bCs/>
+          <w:sz w:val="24"/>
+          <w:szCs w:val="24"/>
+        </w:rPr>
+        <w:t xml:space="preserve">. But at the same time, I will admit that I had fun writing the code for this project. Working with a language that I have had no prior experience with was tough, but pushing through was rewarding. I believe that I now have a better understanding of how machine learning works and what I </w:t>
+      </w:r>
+      <w:proofErr w:type="gramStart"/>
+      <w:r>
+        <w:rPr>
+          <w:rFonts w:ascii="Times New Roman" w:hAnsi="Times New Roman" w:cs="Times New Roman"/>
+          <w:bCs/>
+          <w:sz w:val="24"/>
+          <w:szCs w:val="24"/>
+        </w:rPr>
+        <w:t>have to</w:t>
+      </w:r>
+      <w:proofErr w:type="gramEnd"/>
+      <w:r>
+        <w:rPr>
+          <w:rFonts w:ascii="Times New Roman" w:hAnsi="Times New Roman" w:cs="Times New Roman"/>
+          <w:bCs/>
+          <w:sz w:val="24"/>
+          <w:szCs w:val="24"/>
+        </w:rPr>
+        <w:t xml:space="preserve"> do to improve upon this </w:t>
+      </w:r>
+      <w:proofErr w:type="gramStart"/>
+      <w:r>
+        <w:rPr>
+          <w:rFonts w:ascii="Times New Roman" w:hAnsi="Times New Roman" w:cs="Times New Roman"/>
+          <w:bCs/>
+          <w:sz w:val="24"/>
+          <w:szCs w:val="24"/>
+        </w:rPr>
+        <w:t>project</w:t>
+      </w:r>
+      <w:r>
+        <w:rPr>
+          <w:rFonts w:ascii="Times New Roman" w:hAnsi="Times New Roman" w:cs="Times New Roman"/>
+          <w:bCs/>
+          <w:sz w:val="24"/>
+          <w:szCs w:val="24"/>
+        </w:rPr>
+        <w:t xml:space="preserve"> .</w:t>
+      </w:r>
+      <w:proofErr w:type="gramEnd"/>
+    </w:p>
+    <w:p>
+      <w:pPr>
+        <w:spacing w:after="0" w:line="276" w:lineRule="auto"/>
+        <w:contextualSpacing/>
+        <w:rPr>
+          <w:rFonts w:ascii="Times New Roman" w:hAnsi="Times New Roman" w:cs="Times New Roman"/>
+          <w:bCs/>
+          <w:sz w:val="24"/>
+          <w:szCs w:val="24"/>
+        </w:rPr>
+      </w:pPr>
+    </w:p>
+    <w:p>
+      <w:pPr>
+        <w:spacing w:after="0" w:line="276" w:lineRule="auto"/>
+        <w:contextualSpacing/>
+        <w:rPr>
+          <w:rFonts w:ascii="Times New Roman" w:hAnsi="Times New Roman" w:cs="Times New Roman"/>
+          <w:bCs/>
+          <w:sz w:val="24"/>
+          <w:szCs w:val="24"/>
+        </w:rPr>
+      </w:pPr>
+    </w:p>
+    <w:p>
+      <w:pPr>
+        <w:spacing w:after="0" w:line="276" w:lineRule="auto"/>
+        <w:contextualSpacing/>
+        <w:rPr>
+          <w:rFonts w:ascii="Times New Roman" w:hAnsi="Times New Roman" w:cs="Times New Roman"/>
+          <w:b/>
+          <w:bCs/>
+          <w:sz w:val="24"/>
+          <w:szCs w:val="24"/>
+        </w:rPr>
+      </w:pPr>
+      <w:r>
+        <w:rPr>
+          <w:rFonts w:ascii="Times New Roman" w:hAnsi="Times New Roman" w:cs="Times New Roman"/>
+          <w:b/>
+          <w:bCs/>
+          <w:sz w:val="24"/>
+          <w:szCs w:val="24"/>
+        </w:rPr>
+        <w:lastRenderedPageBreak/>
         <w:t>References</w:t>
       </w:r>
     </w:p>
@@ -18360,42 +18196,454 @@
           <w:szCs w:val="24"/>
         </w:rPr>
       </w:pPr>
-    </w:p>
-    <w:p>
-      <w:pPr>
-        <w:spacing w:after="0" w:line="276" w:lineRule="auto"/>
-        <w:contextualSpacing/>
-        <w:rPr>
-          <w:rFonts w:ascii="Times New Roman" w:hAnsi="Times New Roman" w:cs="Times New Roman"/>
-          <w:bCs/>
-          <w:sz w:val="24"/>
-          <w:szCs w:val="24"/>
-        </w:rPr>
-      </w:pPr>
-    </w:p>
-    <w:p>
-      <w:pPr>
-        <w:spacing w:after="0" w:line="276" w:lineRule="auto"/>
-        <w:contextualSpacing/>
-        <w:rPr>
-          <w:rFonts w:ascii="Times New Roman" w:hAnsi="Times New Roman" w:cs="Times New Roman"/>
-          <w:bCs/>
-          <w:sz w:val="24"/>
-          <w:szCs w:val="24"/>
-        </w:rPr>
-      </w:pPr>
-    </w:p>
-    <w:p>
-      <w:pPr>
-        <w:spacing w:after="0" w:line="276" w:lineRule="auto"/>
-        <w:contextualSpacing/>
-        <w:rPr>
-          <w:rFonts w:ascii="Times New Roman" w:hAnsi="Times New Roman" w:cs="Times New Roman"/>
-          <w:bCs/>
-          <w:sz w:val="24"/>
-          <w:szCs w:val="24"/>
-        </w:rPr>
-      </w:pPr>
+      <w:proofErr w:type="spellStart"/>
+      <w:r>
+        <w:rPr>
+          <w:rFonts w:ascii="Times New Roman" w:hAnsi="Times New Roman" w:cs="Times New Roman"/>
+          <w:bCs/>
+          <w:sz w:val="24"/>
+          <w:szCs w:val="24"/>
+        </w:rPr>
+        <w:t>Alaswad</w:t>
+      </w:r>
+      <w:proofErr w:type="spellEnd"/>
+      <w:r>
+        <w:rPr>
+          <w:rFonts w:ascii="Times New Roman" w:hAnsi="Times New Roman" w:cs="Times New Roman"/>
+          <w:bCs/>
+          <w:sz w:val="24"/>
+          <w:szCs w:val="24"/>
+        </w:rPr>
+        <w:t xml:space="preserve">, N. (n.d.). </w:t>
+      </w:r>
+      <w:r>
+        <w:rPr>
+          <w:rFonts w:ascii="Times New Roman" w:hAnsi="Times New Roman" w:cs="Times New Roman"/>
+          <w:bCs/>
+          <w:i/>
+          <w:iCs/>
+          <w:sz w:val="24"/>
+          <w:szCs w:val="24"/>
+        </w:rPr>
+        <w:t>Diamonds prices</w:t>
+      </w:r>
+      <w:r>
+        <w:rPr>
+          <w:rFonts w:ascii="Times New Roman" w:hAnsi="Times New Roman" w:cs="Times New Roman"/>
+          <w:bCs/>
+          <w:sz w:val="24"/>
+          <w:szCs w:val="24"/>
+        </w:rPr>
+        <w:t xml:space="preserve"> [Dataset]. Kaggle. https://www.kaggle.com/datasets/nancyalaswad90/diamonds-prices</w:t>
+      </w:r>
+    </w:p>
+    <w:p>
+      <w:pPr>
+        <w:spacing w:after="0" w:line="276" w:lineRule="auto"/>
+        <w:contextualSpacing/>
+        <w:rPr>
+          <w:rFonts w:ascii="Times New Roman" w:hAnsi="Times New Roman" w:cs="Times New Roman"/>
+          <w:bCs/>
+          <w:sz w:val="24"/>
+          <w:szCs w:val="24"/>
+        </w:rPr>
+      </w:pPr>
+      <w:r>
+        <w:rPr>
+          <w:rFonts w:ascii="Times New Roman" w:hAnsi="Times New Roman" w:cs="Times New Roman"/>
+          <w:bCs/>
+          <w:sz w:val="24"/>
+          <w:szCs w:val="24"/>
+        </w:rPr>
+        <w:t xml:space="preserve">ALROSA. (2024). </w:t>
+      </w:r>
+      <w:r>
+        <w:rPr>
+          <w:rFonts w:ascii="Times New Roman" w:hAnsi="Times New Roman" w:cs="Times New Roman"/>
+          <w:bCs/>
+          <w:i/>
+          <w:iCs/>
+          <w:sz w:val="24"/>
+          <w:szCs w:val="24"/>
+        </w:rPr>
+        <w:t>Market share of the leading diamond mining companies worldwide in 2023</w:t>
+      </w:r>
+      <w:r>
+        <w:rPr>
+          <w:rFonts w:ascii="Times New Roman" w:hAnsi="Times New Roman" w:cs="Times New Roman"/>
+          <w:bCs/>
+          <w:sz w:val="24"/>
+          <w:szCs w:val="24"/>
+        </w:rPr>
+        <w:t xml:space="preserve"> [Graph]. Statista. https://www.statista.com/statistics/585450/market-share-of-diamond-supply-worldwide-by-producer/</w:t>
+      </w:r>
+    </w:p>
+    <w:p>
+      <w:pPr>
+        <w:spacing w:after="0" w:line="276" w:lineRule="auto"/>
+        <w:contextualSpacing/>
+        <w:rPr>
+          <w:rFonts w:ascii="Times New Roman" w:hAnsi="Times New Roman" w:cs="Times New Roman"/>
+          <w:bCs/>
+          <w:sz w:val="24"/>
+          <w:szCs w:val="24"/>
+        </w:rPr>
+      </w:pPr>
+      <w:r>
+        <w:rPr>
+          <w:rFonts w:ascii="Times New Roman" w:hAnsi="Times New Roman" w:cs="Times New Roman"/>
+          <w:bCs/>
+          <w:sz w:val="24"/>
+          <w:szCs w:val="24"/>
+        </w:rPr>
+        <w:t xml:space="preserve">Matplotlib. (n.d.). </w:t>
+      </w:r>
+      <w:r>
+        <w:rPr>
+          <w:rFonts w:ascii="Times New Roman" w:hAnsi="Times New Roman" w:cs="Times New Roman"/>
+          <w:bCs/>
+          <w:i/>
+          <w:iCs/>
+          <w:sz w:val="24"/>
+          <w:szCs w:val="24"/>
+        </w:rPr>
+        <w:t>Matplotlib API reference</w:t>
+      </w:r>
+      <w:r>
+        <w:rPr>
+          <w:rFonts w:ascii="Times New Roman" w:hAnsi="Times New Roman" w:cs="Times New Roman"/>
+          <w:bCs/>
+          <w:sz w:val="24"/>
+          <w:szCs w:val="24"/>
+        </w:rPr>
+        <w:t>. https://matplotlib.org/stable/api</w:t>
+      </w:r>
+    </w:p>
+    <w:p>
+      <w:pPr>
+        <w:spacing w:after="0" w:line="276" w:lineRule="auto"/>
+        <w:contextualSpacing/>
+        <w:rPr>
+          <w:rFonts w:ascii="Times New Roman" w:hAnsi="Times New Roman" w:cs="Times New Roman"/>
+          <w:bCs/>
+          <w:sz w:val="24"/>
+          <w:szCs w:val="24"/>
+        </w:rPr>
+      </w:pPr>
+      <w:r>
+        <w:rPr>
+          <w:rFonts w:ascii="Times New Roman" w:hAnsi="Times New Roman" w:cs="Times New Roman"/>
+          <w:bCs/>
+          <w:sz w:val="24"/>
+          <w:szCs w:val="24"/>
+        </w:rPr>
+        <w:t xml:space="preserve">NumPy. (n.d.). </w:t>
+      </w:r>
+      <w:r>
+        <w:rPr>
+          <w:rFonts w:ascii="Times New Roman" w:hAnsi="Times New Roman" w:cs="Times New Roman"/>
+          <w:bCs/>
+          <w:i/>
+          <w:iCs/>
+          <w:sz w:val="24"/>
+          <w:szCs w:val="24"/>
+        </w:rPr>
+        <w:t>NumPy reference</w:t>
+      </w:r>
+      <w:r>
+        <w:rPr>
+          <w:rFonts w:ascii="Times New Roman" w:hAnsi="Times New Roman" w:cs="Times New Roman"/>
+          <w:bCs/>
+          <w:sz w:val="24"/>
+          <w:szCs w:val="24"/>
+        </w:rPr>
+        <w:t>. https://numpy.org/doc/2.4/reference/index.html</w:t>
+      </w:r>
+    </w:p>
+    <w:p>
+      <w:pPr>
+        <w:spacing w:after="0" w:line="276" w:lineRule="auto"/>
+        <w:contextualSpacing/>
+        <w:rPr>
+          <w:rFonts w:ascii="Times New Roman" w:hAnsi="Times New Roman" w:cs="Times New Roman"/>
+          <w:bCs/>
+          <w:sz w:val="24"/>
+          <w:szCs w:val="24"/>
+        </w:rPr>
+      </w:pPr>
+      <w:r>
+        <w:rPr>
+          <w:rFonts w:ascii="Times New Roman" w:hAnsi="Times New Roman" w:cs="Times New Roman"/>
+          <w:bCs/>
+          <w:sz w:val="24"/>
+          <w:szCs w:val="24"/>
+        </w:rPr>
+        <w:t xml:space="preserve">Pandas. (n.d.). </w:t>
+      </w:r>
+      <w:r>
+        <w:rPr>
+          <w:rFonts w:ascii="Times New Roman" w:hAnsi="Times New Roman" w:cs="Times New Roman"/>
+          <w:bCs/>
+          <w:i/>
+          <w:iCs/>
+          <w:sz w:val="24"/>
+          <w:szCs w:val="24"/>
+        </w:rPr>
+        <w:t>Pandas API reference</w:t>
+      </w:r>
+      <w:r>
+        <w:rPr>
+          <w:rFonts w:ascii="Times New Roman" w:hAnsi="Times New Roman" w:cs="Times New Roman"/>
+          <w:bCs/>
+          <w:sz w:val="24"/>
+          <w:szCs w:val="24"/>
+        </w:rPr>
+        <w:t>. https://pandas.pydata.org/pandas-docs/stable/reference/index.html</w:t>
+      </w:r>
+    </w:p>
+    <w:p>
+      <w:pPr>
+        <w:spacing w:after="0" w:line="276" w:lineRule="auto"/>
+        <w:contextualSpacing/>
+        <w:rPr>
+          <w:rFonts w:ascii="Times New Roman" w:hAnsi="Times New Roman" w:cs="Times New Roman"/>
+          <w:bCs/>
+          <w:sz w:val="24"/>
+          <w:szCs w:val="24"/>
+        </w:rPr>
+      </w:pPr>
+      <w:r>
+        <w:rPr>
+          <w:rFonts w:ascii="Times New Roman" w:hAnsi="Times New Roman" w:cs="Times New Roman"/>
+          <w:bCs/>
+          <w:sz w:val="24"/>
+          <w:szCs w:val="24"/>
+        </w:rPr>
+        <w:t xml:space="preserve">Scikit-learn. (n.d.). </w:t>
+      </w:r>
+      <w:r>
+        <w:rPr>
+          <w:rFonts w:ascii="Times New Roman" w:hAnsi="Times New Roman" w:cs="Times New Roman"/>
+          <w:bCs/>
+          <w:i/>
+          <w:iCs/>
+          <w:sz w:val="24"/>
+          <w:szCs w:val="24"/>
+        </w:rPr>
+        <w:t>Scikit-learn API reference</w:t>
+      </w:r>
+      <w:r>
+        <w:rPr>
+          <w:rFonts w:ascii="Times New Roman" w:hAnsi="Times New Roman" w:cs="Times New Roman"/>
+          <w:bCs/>
+          <w:sz w:val="24"/>
+          <w:szCs w:val="24"/>
+        </w:rPr>
+        <w:t>. https://scikit-learn.org/stable/api/index.html</w:t>
+      </w:r>
+    </w:p>
+    <w:p>
+      <w:pPr>
+        <w:spacing w:after="0" w:line="276" w:lineRule="auto"/>
+        <w:contextualSpacing/>
+        <w:rPr>
+          <w:rFonts w:ascii="Times New Roman" w:hAnsi="Times New Roman" w:cs="Times New Roman"/>
+          <w:bCs/>
+          <w:sz w:val="24"/>
+          <w:szCs w:val="24"/>
+        </w:rPr>
+      </w:pPr>
+      <w:r>
+        <w:rPr>
+          <w:rFonts w:ascii="Times New Roman" w:hAnsi="Times New Roman" w:cs="Times New Roman"/>
+          <w:bCs/>
+          <w:sz w:val="24"/>
+          <w:szCs w:val="24"/>
+        </w:rPr>
+        <w:t xml:space="preserve">Seaborn. (n.d.). </w:t>
+      </w:r>
+      <w:r>
+        <w:rPr>
+          <w:rFonts w:ascii="Times New Roman" w:hAnsi="Times New Roman" w:cs="Times New Roman"/>
+          <w:bCs/>
+          <w:i/>
+          <w:iCs/>
+          <w:sz w:val="24"/>
+          <w:szCs w:val="24"/>
+        </w:rPr>
+        <w:t>Seaborn tutorial</w:t>
+      </w:r>
+      <w:r>
+        <w:rPr>
+          <w:rFonts w:ascii="Times New Roman" w:hAnsi="Times New Roman" w:cs="Times New Roman"/>
+          <w:bCs/>
+          <w:sz w:val="24"/>
+          <w:szCs w:val="24"/>
+        </w:rPr>
+        <w:t>. https://seaborn.pydata.org/tutorial</w:t>
+      </w:r>
+    </w:p>
+    <w:p>
+      <w:pPr>
+        <w:spacing w:after="0" w:line="276" w:lineRule="auto"/>
+        <w:contextualSpacing/>
+        <w:rPr>
+          <w:rFonts w:ascii="Times New Roman" w:hAnsi="Times New Roman" w:cs="Times New Roman"/>
+          <w:bCs/>
+          <w:sz w:val="24"/>
+          <w:szCs w:val="24"/>
+        </w:rPr>
+      </w:pPr>
+      <w:r>
+        <w:rPr>
+          <w:rFonts w:ascii="Times New Roman" w:hAnsi="Times New Roman" w:cs="Times New Roman"/>
+          <w:bCs/>
+          <w:sz w:val="24"/>
+          <w:szCs w:val="24"/>
+        </w:rPr>
+        <w:t xml:space="preserve">Wan Othman, W. S. N. A. (2025). </w:t>
+      </w:r>
+      <w:r>
+        <w:rPr>
+          <w:rFonts w:ascii="Times New Roman" w:hAnsi="Times New Roman" w:cs="Times New Roman"/>
+          <w:bCs/>
+          <w:i/>
+          <w:iCs/>
+          <w:sz w:val="24"/>
+          <w:szCs w:val="24"/>
+        </w:rPr>
+        <w:t>Lesson 6a: Build prediction model</w:t>
+      </w:r>
+      <w:r>
+        <w:rPr>
+          <w:rFonts w:ascii="Times New Roman" w:hAnsi="Times New Roman" w:cs="Times New Roman"/>
+          <w:bCs/>
+          <w:sz w:val="24"/>
+          <w:szCs w:val="24"/>
+        </w:rPr>
+        <w:t xml:space="preserve"> [</w:t>
+      </w:r>
+      <w:proofErr w:type="spellStart"/>
+      <w:r>
+        <w:rPr>
+          <w:rFonts w:ascii="Times New Roman" w:hAnsi="Times New Roman" w:cs="Times New Roman"/>
+          <w:bCs/>
+          <w:sz w:val="24"/>
+          <w:szCs w:val="24"/>
+        </w:rPr>
+        <w:t>Jupyter</w:t>
+      </w:r>
+      <w:proofErr w:type="spellEnd"/>
+      <w:r>
+        <w:rPr>
+          <w:rFonts w:ascii="Times New Roman" w:hAnsi="Times New Roman" w:cs="Times New Roman"/>
+          <w:bCs/>
+          <w:sz w:val="24"/>
+          <w:szCs w:val="24"/>
+        </w:rPr>
+        <w:t xml:space="preserve"> notebook]. Google </w:t>
+      </w:r>
+      <w:proofErr w:type="spellStart"/>
+      <w:r>
+        <w:rPr>
+          <w:rFonts w:ascii="Times New Roman" w:hAnsi="Times New Roman" w:cs="Times New Roman"/>
+          <w:bCs/>
+          <w:sz w:val="24"/>
+          <w:szCs w:val="24"/>
+        </w:rPr>
+        <w:t>Colab</w:t>
+      </w:r>
+      <w:proofErr w:type="spellEnd"/>
+      <w:r>
+        <w:rPr>
+          <w:rFonts w:ascii="Times New Roman" w:hAnsi="Times New Roman" w:cs="Times New Roman"/>
+          <w:bCs/>
+          <w:sz w:val="24"/>
+          <w:szCs w:val="24"/>
+        </w:rPr>
+        <w:t>. https://colab.research.google.com/drive/1BU2byoluW6ysNLXNljpn4GFj4Ib_92bV?usp=sharing</w:t>
+      </w:r>
+    </w:p>
+    <w:p>
+      <w:pPr>
+        <w:spacing w:after="0" w:line="276" w:lineRule="auto"/>
+        <w:contextualSpacing/>
+        <w:rPr>
+          <w:rFonts w:ascii="Times New Roman" w:hAnsi="Times New Roman" w:cs="Times New Roman"/>
+          <w:bCs/>
+          <w:sz w:val="24"/>
+          <w:szCs w:val="24"/>
+        </w:rPr>
+      </w:pPr>
+      <w:r>
+        <w:rPr>
+          <w:rFonts w:ascii="Times New Roman" w:hAnsi="Times New Roman" w:cs="Times New Roman"/>
+          <w:bCs/>
+          <w:sz w:val="24"/>
+          <w:szCs w:val="24"/>
+        </w:rPr>
+        <w:t xml:space="preserve">Wan Othman, W. S. N. A. (2025). </w:t>
+      </w:r>
+      <w:r>
+        <w:rPr>
+          <w:rFonts w:ascii="Times New Roman" w:hAnsi="Times New Roman" w:cs="Times New Roman"/>
+          <w:bCs/>
+          <w:i/>
+          <w:iCs/>
+          <w:sz w:val="24"/>
+          <w:szCs w:val="24"/>
+        </w:rPr>
+        <w:t>Lesson 6b: Apply save model with new dataset</w:t>
+      </w:r>
+      <w:r>
+        <w:rPr>
+          <w:rFonts w:ascii="Times New Roman" w:hAnsi="Times New Roman" w:cs="Times New Roman"/>
+          <w:bCs/>
+          <w:sz w:val="24"/>
+          <w:szCs w:val="24"/>
+        </w:rPr>
+        <w:t xml:space="preserve"> [</w:t>
+      </w:r>
+      <w:proofErr w:type="spellStart"/>
+      <w:r>
+        <w:rPr>
+          <w:rFonts w:ascii="Times New Roman" w:hAnsi="Times New Roman" w:cs="Times New Roman"/>
+          <w:bCs/>
+          <w:sz w:val="24"/>
+          <w:szCs w:val="24"/>
+        </w:rPr>
+        <w:t>Jupyter</w:t>
+      </w:r>
+      <w:proofErr w:type="spellEnd"/>
+      <w:r>
+        <w:rPr>
+          <w:rFonts w:ascii="Times New Roman" w:hAnsi="Times New Roman" w:cs="Times New Roman"/>
+          <w:bCs/>
+          <w:sz w:val="24"/>
+          <w:szCs w:val="24"/>
+        </w:rPr>
+        <w:t xml:space="preserve"> notebook]. Google </w:t>
+      </w:r>
+      <w:proofErr w:type="spellStart"/>
+      <w:r>
+        <w:rPr>
+          <w:rFonts w:ascii="Times New Roman" w:hAnsi="Times New Roman" w:cs="Times New Roman"/>
+          <w:bCs/>
+          <w:sz w:val="24"/>
+          <w:szCs w:val="24"/>
+        </w:rPr>
+        <w:t>Colab</w:t>
+      </w:r>
+      <w:proofErr w:type="spellEnd"/>
+      <w:r>
+        <w:rPr>
+          <w:rFonts w:ascii="Times New Roman" w:hAnsi="Times New Roman" w:cs="Times New Roman"/>
+          <w:bCs/>
+          <w:sz w:val="24"/>
+          <w:szCs w:val="24"/>
+        </w:rPr>
+        <w:t>. https://colab.research.google.com/drive/1wA7I9NMvSophMsdP0X4iNZ_OenN_x8Tn?usp=sharing</w:t>
+      </w:r>
     </w:p>
     <w:p>
       <w:pPr>
@@ -22993,7 +23241,6 @@
   <w:style w:type="character" w:default="1" w:styleId="DefaultParagraphFont">
     <w:name w:val="Default Paragraph Font"/>
     <w:uiPriority w:val="1"/>
-    <w:semiHidden/>
     <w:unhideWhenUsed/>
   </w:style>
   <w:style w:type="table" w:default="1" w:styleId="TableNormal">
@@ -23611,6 +23858,41 @@
       <w:szCs w:val="20"/>
     </w:rPr>
   </w:style>
+  <w:style w:type="character" w:styleId="Hyperlink">
+    <w:name w:val="Hyperlink"/>
+    <w:basedOn w:val="DefaultParagraphFont"/>
+    <w:uiPriority w:val="99"/>
+    <w:unhideWhenUsed/>
+    <w:rsid w:val="00636550"/>
+    <w:rPr>
+      <w:color w:val="0563C1" w:themeColor="hyperlink"/>
+      <w:u w:val="single"/>
+    </w:rPr>
+  </w:style>
+  <w:style w:type="character" w:styleId="UnresolvedMention">
+    <w:name w:val="Unresolved Mention"/>
+    <w:basedOn w:val="DefaultParagraphFont"/>
+    <w:uiPriority w:val="99"/>
+    <w:semiHidden/>
+    <w:unhideWhenUsed/>
+    <w:rsid w:val="00636550"/>
+    <w:rPr>
+      <w:color w:val="605E5C"/>
+      <w:shd w:val="clear" w:color="auto" w:fill="E1DFDD"/>
+    </w:rPr>
+  </w:style>
+  <w:style w:type="character" w:styleId="FollowedHyperlink">
+    <w:name w:val="FollowedHyperlink"/>
+    <w:basedOn w:val="DefaultParagraphFont"/>
+    <w:uiPriority w:val="99"/>
+    <w:semiHidden/>
+    <w:unhideWhenUsed/>
+    <w:rsid w:val="000E30EB"/>
+    <w:rPr>
+      <w:color w:val="954F72" w:themeColor="followedHyperlink"/>
+      <w:u w:val="single"/>
+    </w:rPr>
+  </w:style>
 </w:styles>
 </file>
 
@@ -23910,6 +24192,16 @@
 </file>
 
 <file path=customXml/item1.xml><?xml version="1.0" encoding="utf-8"?>
+<b:Sources xmlns:b="http://schemas.openxmlformats.org/officeDocument/2006/bibliography" xmlns="http://schemas.openxmlformats.org/officeDocument/2006/bibliography" SelectedStyle="\APASixthEditionOfficeOnline.xsl" StyleName="APA" Version="6"/>
+</file>
+
+<file path=customXml/item2.xml><?xml version="1.0" encoding="utf-8"?>
+<p:properties xmlns:p="http://schemas.microsoft.com/office/2006/metadata/properties" xmlns:xsi="http://www.w3.org/2001/XMLSchema-instance" xmlns:pc="http://schemas.microsoft.com/office/infopath/2007/PartnerControls">
+  <documentManagement/>
+</p:properties>
+</file>
+
+<file path=customXml/item3.xml><?xml version="1.0" encoding="utf-8"?>
 <ct:contentTypeSchema xmlns:ct="http://schemas.microsoft.com/office/2006/metadata/contentType" xmlns:ma="http://schemas.microsoft.com/office/2006/metadata/properties/metaAttributes" ct:_="" ma:_="" ma:contentTypeName="Document" ma:contentTypeID="0x010100F380899318C6BD44A9DED932ED745CAB" ma:contentTypeVersion="13" ma:contentTypeDescription="Create a new document." ma:contentTypeScope="" ma:versionID="aa51914f97265c437dc0f8d0fe13e5c8">
   <xsd:schema xmlns:xsd="http://www.w3.org/2001/XMLSchema" xmlns:xs="http://www.w3.org/2001/XMLSchema" xmlns:p="http://schemas.microsoft.com/office/2006/metadata/properties" xmlns:ns3="63f346d7-2948-424b-a65d-e6fe478c83f0" xmlns:ns4="915b6a12-2ce8-4fce-bc45-f9470f72542e" targetNamespace="http://schemas.microsoft.com/office/2006/metadata/properties" ma:root="true" ma:fieldsID="d96552d5bdebc9e8862b5241d653588c" ns3:_="" ns4:_="">
     <xsd:import namespace="63f346d7-2948-424b-a65d-e6fe478c83f0"/>
@@ -24132,16 +24424,6 @@
 </ct:contentTypeSchema>
 </file>
 
-<file path=customXml/item2.xml><?xml version="1.0" encoding="utf-8"?>
-<b:Sources xmlns:b="http://schemas.openxmlformats.org/officeDocument/2006/bibliography" xmlns="http://schemas.openxmlformats.org/officeDocument/2006/bibliography" SelectedStyle="\APASixthEditionOfficeOnline.xsl" StyleName="APA" Version="6"/>
-</file>
-
-<file path=customXml/item3.xml><?xml version="1.0" encoding="utf-8"?>
-<p:properties xmlns:p="http://schemas.microsoft.com/office/2006/metadata/properties" xmlns:xsi="http://www.w3.org/2001/XMLSchema-instance" xmlns:pc="http://schemas.microsoft.com/office/infopath/2007/PartnerControls">
-  <documentManagement/>
-</p:properties>
-</file>
-
 <file path=customXml/item4.xml><?xml version="1.0" encoding="utf-8"?>
 <?mso-contentType ?>
 <FormTemplates xmlns="http://schemas.microsoft.com/sharepoint/v3/contenttype/forms">
@@ -24152,6 +24434,23 @@
 </file>
 
 <file path=customXml/itemProps1.xml><?xml version="1.0" encoding="utf-8"?>
+<ds:datastoreItem xmlns:ds="http://schemas.openxmlformats.org/officeDocument/2006/customXml" ds:itemID="{386ABB72-C228-4539-A83F-613AA410A135}">
+  <ds:schemaRefs>
+    <ds:schemaRef ds:uri="http://schemas.openxmlformats.org/officeDocument/2006/bibliography"/>
+  </ds:schemaRefs>
+</ds:datastoreItem>
+</file>
+
+<file path=customXml/itemProps2.xml><?xml version="1.0" encoding="utf-8"?>
+<ds:datastoreItem xmlns:ds="http://schemas.openxmlformats.org/officeDocument/2006/customXml" ds:itemID="{40E69A51-A779-4829-B44F-4727FA0A8220}">
+  <ds:schemaRefs>
+    <ds:schemaRef ds:uri="http://schemas.microsoft.com/office/2006/metadata/properties"/>
+    <ds:schemaRef ds:uri="http://schemas.microsoft.com/office/infopath/2007/PartnerControls"/>
+  </ds:schemaRefs>
+</ds:datastoreItem>
+</file>
+
+<file path=customXml/itemProps3.xml><?xml version="1.0" encoding="utf-8"?>
 <ds:datastoreItem xmlns:ds="http://schemas.openxmlformats.org/officeDocument/2006/customXml" ds:itemID="{868AA4C9-9F70-476C-B630-1F339238EC08}">
   <ds:schemaRefs>
     <ds:schemaRef ds:uri="http://schemas.microsoft.com/office/2006/metadata/contentType"/>
@@ -24170,23 +24469,6 @@
 </ds:datastoreItem>
 </file>
 
-<file path=customXml/itemProps2.xml><?xml version="1.0" encoding="utf-8"?>
-<ds:datastoreItem xmlns:ds="http://schemas.openxmlformats.org/officeDocument/2006/customXml" ds:itemID="{386ABB72-C228-4539-A83F-613AA410A135}">
-  <ds:schemaRefs>
-    <ds:schemaRef ds:uri="http://schemas.openxmlformats.org/officeDocument/2006/bibliography"/>
-  </ds:schemaRefs>
-</ds:datastoreItem>
-</file>
-
-<file path=customXml/itemProps3.xml><?xml version="1.0" encoding="utf-8"?>
-<ds:datastoreItem xmlns:ds="http://schemas.openxmlformats.org/officeDocument/2006/customXml" ds:itemID="{40E69A51-A779-4829-B44F-4727FA0A8220}">
-  <ds:schemaRefs>
-    <ds:schemaRef ds:uri="http://schemas.microsoft.com/office/2006/metadata/properties"/>
-    <ds:schemaRef ds:uri="http://schemas.microsoft.com/office/infopath/2007/PartnerControls"/>
-  </ds:schemaRefs>
-</ds:datastoreItem>
-</file>
-
 <file path=customXml/itemProps4.xml><?xml version="1.0" encoding="utf-8"?>
 <ds:datastoreItem xmlns:ds="http://schemas.openxmlformats.org/officeDocument/2006/customXml" ds:itemID="{38F83636-8E7E-4633-8B47-B6F7BB6C5A0B}">
   <ds:schemaRefs>
